--- a/paper/CSER-001-Template CAMT Journal.docx
+++ b/paper/CSER-001-Template CAMT Journal.docx
@@ -1544,10 +1544,7 @@
         <w:pStyle w:val="a3"/>
       </w:pPr>
       <w:r>
-        <w:t xml:space="preserve">The template is used to format your paper and style the text. All margins, column widths, line spaces, and text fonts are prescribed; please do not alter them. You may note peculiarities. For example, the head margin in this template measures proportionately more than is customary. This </w:t>
-      </w:r>
-      <w:r>
-        <w:t>measurement and others are deliberate, using specifications that anticipate your paper as one part of the entire proceedings, and not as an independent document. Please do not revise any of the current designations.</w:t>
+        <w:t>The template is used to format your paper and style the text. All margins, column widths, line spaces, and text fonts are prescribed; please do not alter them. You may note peculiarities. For example, the head margin in this template measures proportionately more than is customary. This measurement and others are deliberate, using specifications that anticipate your paper as one part of the entire proceedings, and not as an independent document. Please do not revise any of the current designations.</w:t>
       </w:r>
     </w:p>
     <w:p>
@@ -1725,7 +1722,6 @@
         <w:pStyle w:val="bulletlist"/>
       </w:pPr>
       <w:r>
-        <w:lastRenderedPageBreak/>
         <w:t xml:space="preserve">Use a zero before decimal points: “0.25”, not “.25”. Use “cm3”, not “cc”. </w:t>
       </w:r>
       <w:r>
@@ -2241,11 +2237,7 @@
         <w:pStyle w:val="a3"/>
       </w:pPr>
       <w:r>
-        <w:t xml:space="preserve">Text heads organize the topics on a relational, hierarchical basis. For example, the paper title is the primary text head because all subsequent material relates and elaborates on this one topic. If there are two or more sub-topics, the next level head (uppercase Roman numerals) should be used and, conversely, if there are not at least two sub-topics, then no </w:t>
-      </w:r>
-      <w:r>
-        <w:lastRenderedPageBreak/>
-        <w:t>subheads should be introduced. Styles named “Heading 1”, “Heading 2”, “Heading 3”, and “Heading 4” are prescribed.</w:t>
+        <w:t>Text heads organize the topics on a relational, hierarchical basis. For example, the paper title is the primary text head because all subsequent material relates and elaborates on this one topic. If there are two or more sub-topics, the next level head (uppercase Roman numerals) should be used and, conversely, if there are not at least two sub-topics, then no subheads should be introduced. Styles named “Heading 1”, “Heading 2”, “Heading 3”, and “Heading 4” are prescribed.</w:t>
       </w:r>
     </w:p>
     <w:p>
